--- a/downloads/Mahfouz_Salah_Master_Reference_Extended.docx
+++ b/downloads/Mahfouz_Salah_Master_Reference_Extended.docx
@@ -374,7 +374,7 @@
     </w:p>
     <w:p>
       <w:r>
-        <w:t>Asset: Course 10 Mall, 10th of Ramadan City, reported area approximately 22,000 sqm. The work covered the journey from construction and tenant fit-out through operational facilities management.</w:t>
+        <w:t>Asset: Cross 10 Mall, 10th of Ramadan City, reported area approximately 22,000 sqm. The work covered the journey from construction and tenant fit-out through operational facilities management.</w:t>
       </w:r>
     </w:p>
     <w:p>
@@ -743,7 +743,7 @@
         <w:pStyle w:val="ListBullet"/>
       </w:pPr>
       <w:r>
-        <w:t>Prior people-management experience at Course 10 Mall, where a 25-person team was reported.</w:t>
+        <w:t>Prior people-management experience at Cross 10 Mall, where a 25-person team was reported.</w:t>
       </w:r>
     </w:p>
     <w:p>
@@ -777,12 +777,12 @@
         <w:pStyle w:val="Heading1"/>
       </w:pPr>
       <w:r>
-        <w:t>5. Project Case Study A — Course 10 Mall Water-Supply Route</w:t>
-      </w:r>
-    </w:p>
-    <w:p>
-      <w:r>
-        <w:t>Context: Course 10 Mall, 10th of Ramadan City. During the development/fit-out context, the originally considered water-supply route was estimated at approximately EGP 5 million and included booster pumps.</w:t>
+        <w:t>5. Project Case Study A — Cross 10 Mall Water-Supply Route</w:t>
+      </w:r>
+    </w:p>
+    <w:p>
+      <w:r>
+        <w:t>Context: Cross 10 Mall, 10th of Ramadan City. During the development/fit-out context, the originally considered water-supply route was estimated at approximately EGP 5 million and included booster pumps.</w:t>
       </w:r>
     </w:p>
     <w:p>
@@ -1599,7 +1599,7 @@
         <w:pStyle w:val="ListBullet"/>
       </w:pPr>
       <w:r>
-        <w:t>Maintenance contracts, utility monitoring, contractor performance, and team leadership from the Course 10 role.</w:t>
+        <w:t>Maintenance contracts, utility monitoring, contractor performance, and team leadership from the Cross 10 role.</w:t>
       </w:r>
     </w:p>
     <w:p>
@@ -1655,7 +1655,7 @@
         <w:pStyle w:val="ListBullet"/>
       </w:pPr>
       <w:r>
-        <w:t>Do not list the tenant names as clients of the individual unless the relationship is clear; describe them as tenant fit-out examples within Course 10 Mall if appropriate.</w:t>
+        <w:t>Do not list the tenant names as clients of the individual unless the relationship is clear; describe them as tenant fit-out examples within Cross 10 Mall if appropriate.</w:t>
       </w:r>
     </w:p>
     <w:p>
@@ -1928,7 +1928,7 @@
         <w:pStyle w:val="ListBullet"/>
       </w:pPr>
       <w:r>
-        <w:t>Confirm Course 10 Mall area (approximately 22,000 sqm).</w:t>
+        <w:t>Confirm Cross 10 Mall area (approximately 22,000 sqm).</w:t>
       </w:r>
     </w:p>
     <w:p>
@@ -2179,7 +2179,7 @@
         <w:rPr>
           <w:i/>
         </w:rPr>
-        <w:t>Continue the Mahfouz Salah Suleiman professional-branding project using this Extended Master Reference as the working source of truth. Target Facilities Manager, Senior Facilities Manager, and MEP Manager roles in Saudi Arabia, UAE, Egypt, Kuwait, and Qatar. Work evidence-first: do not invent duties, project outcomes, metrics, credentials, or dates; flag anything that needs confirmation. Keep the distinction clear between current consultant-side technical oversight at Mega Plan and previous direct facilities-team management at Course 10 Mall. The immediate priority is LinkedIn visuals: retouch the user's actual photo while preserving facial identity, then create a clean, premium banner about Facilities Management, MEP Systems, and Mall Operations. Next review the LinkedIn headline/About/Experience/Featured sections, validate the CV and portfolio, and test the website's CV/portfolio/LinkedIn links. Do not state that the website is live unless its public URL has been deployed and checked. Ask only for missing facts that materially affect accuracy.</w:t>
+        <w:t>Continue the Mahfouz Salah Suleiman professional-branding project using this Extended Master Reference as the working source of truth. Target Facilities Manager, Senior Facilities Manager, and MEP Manager roles in Saudi Arabia, UAE, Egypt, Kuwait, and Qatar. Work evidence-first: do not invent duties, project outcomes, metrics, credentials, or dates; flag anything that needs confirmation. Keep the distinction clear between current consultant-side technical oversight at Mega Plan and previous direct facilities-team management at Cross 10 Mall. The immediate priority is LinkedIn visuals: retouch the user's actual photo while preserving facial identity, then create a clean, premium banner about Facilities Management, MEP Systems, and Mall Operations. Next review the LinkedIn headline/About/Experience/Featured sections, validate the CV and portfolio, and test the website's CV/portfolio/LinkedIn links. Do not state that the website is live unless its public URL has been deployed and checked. Ask only for missing facts that materially affect accuracy.</w:t>
       </w:r>
     </w:p>
     <w:sectPr>

--- a/downloads/Mahfouz_Salah_Master_Reference_Extended.docx
+++ b/downloads/Mahfouz_Salah_Master_Reference_Extended.docx
@@ -266,6 +266,21 @@
     </w:p>
     <w:p>
       <w:r>
+        <w:t>Madinat Masr Developments — Three Shopping Malls: Mall Arena (Sarai Compound), Mall Taj (Taj City Compound), and Mall Kinda (20+ tenants across the three malls collectively).</w:t>
+      </w:r>
+    </w:p>
+    <w:p>
+      <w:r>
+        <w:t>Sky Walk — 6th of October City (10 tenants).</w:t>
+      </w:r>
+    </w:p>
+    <w:p>
+      <w:r>
+        <w:t>Muse Mall — Near Al Naib Al Aam Bridge, Egypt (35+ tenants).</w:t>
+      </w:r>
+    </w:p>
+    <w:p>
+      <w:r>
         <w:t>Responsibilities and working scope:</w:t>
       </w:r>
     </w:p>
@@ -306,7 +321,7 @@
         <w:pStyle w:val="ListBullet"/>
       </w:pPr>
       <w:r>
-        <w:t>Periodically follow approximately 11 tenant fit-out projects; verify the exact count and current scope before publishing.</w:t>
+        <w:t>Manage and coordinate consultant-side MEP drawing reviews and execution supervision across 75+ retail tenants: 20+ tenants across Madinat Masr malls (Arena, Taj, Kinda collectively), 10 tenants at Sky Walk, 35+ tenants at Muse Mall, and periodic reviews for approximately 11 tenants across East Plaza, Kayan Plaza, Souq El Madina, and 60 Feddan Club Mall.</w:t>
       </w:r>
     </w:p>
     <w:p>
